--- a/TrainingDocs/05-Website-Visitor-Leads.docx
+++ b/TrainingDocs/05-Website-Visitor-Leads.docx
@@ -1,6 +1,6 @@
 
 <file path=word/document.xml><?xml version="1.0" encoding="utf-8"?>
-<w:document xmlns:wpc="http://schemas.microsoft.com/office/word/2010/wordprocessingCanvas" xmlns:mc="http://schemas.openxmlformats.org/markup-compatibility/2006" xmlns:o="urn:schemas-microsoft-com:office:office" xmlns:r="http://schemas.openxmlformats.org/officeDocument/2006/relationships" xmlns:m="http://schemas.openxmlformats.org/officeDocument/2006/math" xmlns:v="urn:schemas-microsoft-com:vml" xmlns:wp14="http://schemas.microsoft.com/office/word/2010/wordprocessingDrawing" xmlns:wp="http://schemas.openxmlformats.org/drawingml/2006/wordprocessingDrawing" xmlns:w10="urn:schemas-microsoft-com:office:word" xmlns:w="http://schemas.openxmlformats.org/wordprocessingml/2006/main" xmlns:w14="http://schemas.microsoft.com/office/word/2010/wordml" xmlns:wpg="http://schemas.microsoft.com/office/word/2010/wordprocessingGroup" xmlns:wpi="http://schemas.microsoft.com/office/word/2010/wordprocessingInk" xmlns:wne="http://schemas.microsoft.com/office/2006/wordml" xmlns:wps="http://schemas.microsoft.com/office/word/2010/wordprocessingShape" mc:Ignorable="w14 wp14">
+<w:document xmlns:wpc="http://schemas.microsoft.com/office/word/2010/wordprocessingCanvas" xmlns:mc="http://schemas.openxmlformats.org/markup-compatibility/2006" xmlns:o="urn:schemas-microsoft-com:office:office" xmlns:r="http://schemas.openxmlformats.org/officeDocument/2006/relationships" xmlns:m="http://schemas.openxmlformats.org/officeDocument/2006/math" xmlns:v="urn:schemas-microsoft-com:vml" xmlns:wp14="http://schemas.microsoft.com/office/word/2010/wordprocessingDrawing" xmlns:wp="http://schemas.openxmlformats.org/drawingml/2006/wordprocessingDrawing" xmlns:w10="urn:schemas-microsoft-com:office:word" xmlns:w="http://schemas.openxmlformats.org/wordprocessingml/2006/main" xmlns:w14="http://schemas.microsoft.com/office/word/2010/wordml" xmlns:wpg="http://schemas.microsoft.com/office/word/2010/wordprocessingGroup" xmlns:wpi="http://schemas.microsoft.com/office/word/2010/wordprocessingInk" xmlns:wne="http://schemas.microsoft.com/office/word/2006/wordml" xmlns:wps="http://schemas.microsoft.com/office/word/2010/wordprocessingShape" mc:Ignorable="w14 wp14">
   <w:body>
     <w:p>
       <w:pPr>
@@ -48,21 +48,37 @@
     </w:p>
     <w:p/>
     <w:p>
+      <w:pPr>
+        <w:pStyle w:val="ListBullet"/>
+        <w:ind w:left="720" w:hanging="360"/>
+      </w:pPr>
       <w:r>
         <w:t xml:space="preserve">• looks for a matching contact by email first</w:t>
       </w:r>
     </w:p>
     <w:p>
+      <w:pPr>
+        <w:pStyle w:val="ListBullet"/>
+        <w:ind w:left="720" w:hanging="360"/>
+      </w:pPr>
       <w:r>
         <w:t xml:space="preserve">• uses exact full name as a backup match</w:t>
       </w:r>
     </w:p>
     <w:p>
+      <w:pPr>
+        <w:pStyle w:val="ListBullet"/>
+        <w:ind w:left="720" w:hanging="360"/>
+      </w:pPr>
       <w:r>
         <w:t xml:space="preserve">• updates the contact if it already exists</w:t>
       </w:r>
     </w:p>
     <w:p>
+      <w:pPr>
+        <w:pStyle w:val="ListBullet"/>
+        <w:ind w:left="720" w:hanging="360"/>
+      </w:pPr>
       <w:r>
         <w:t xml:space="preserve">• creates the contact if it does not exist</w:t>
       </w:r>
@@ -84,13 +100,21 @@
     </w:p>
     <w:p/>
     <w:p>
-      <w:r>
-        <w:t xml:space="preserve">• `rb2b_website_visitor`</w:t>
-      </w:r>
-    </w:p>
-    <w:p>
-      <w:r>
-        <w:t xml:space="preserve">• `mql`</w:t>
+      <w:pPr>
+        <w:pStyle w:val="ListBullet"/>
+        <w:ind w:left="720" w:hanging="360"/>
+      </w:pPr>
+      <w:r>
+        <w:t xml:space="preserve">• rb2b_website_visitor</w:t>
+      </w:r>
+    </w:p>
+    <w:p>
+      <w:pPr>
+        <w:pStyle w:val="ListBullet"/>
+        <w:ind w:left="720" w:hanging="360"/>
+      </w:pPr>
+      <w:r>
+        <w:t xml:space="preserve">• mql</w:t>
       </w:r>
     </w:p>
     <w:p/>
@@ -110,8 +134,12 @@
     </w:p>
     <w:p/>
     <w:p>
-      <w:r>
-        <w:t xml:space="preserve">• `New RB2B contact - Call`</w:t>
+      <w:pPr>
+        <w:pStyle w:val="ListBullet"/>
+        <w:ind w:left="720" w:hanging="360"/>
+      </w:pPr>
+      <w:r>
+        <w:t xml:space="preserve">• New RB2B contact - Call</w:t>
       </w:r>
     </w:p>
     <w:p/>
@@ -125,16 +153,28 @@
     </w:p>
     <w:p/>
     <w:p>
+      <w:pPr>
+        <w:pStyle w:val="ListBullet"/>
+        <w:ind w:left="720" w:hanging="360"/>
+      </w:pPr>
       <w:r>
         <w:t xml:space="preserve">• These are not random leads</w:t>
       </w:r>
     </w:p>
     <w:p>
+      <w:pPr>
+        <w:pStyle w:val="ListBullet"/>
+        <w:ind w:left="720" w:hanging="360"/>
+      </w:pPr>
       <w:r>
         <w:t xml:space="preserve">• They came from website activity</w:t>
       </w:r>
     </w:p>
     <w:p>
+      <w:pPr>
+        <w:pStyle w:val="ListBullet"/>
+        <w:ind w:left="720" w:hanging="360"/>
+      </w:pPr>
       <w:r>
         <w:t xml:space="preserve">• They should be checked quickly</w:t>
       </w:r>
@@ -150,31 +190,55 @@
     </w:p>
     <w:p/>
     <w:p>
+      <w:pPr>
+        <w:pStyle w:val="ListBullet"/>
+        <w:ind w:left="720" w:hanging="360"/>
+      </w:pPr>
       <w:r>
         <w:t xml:space="preserve">• Contact name</w:t>
       </w:r>
     </w:p>
     <w:p>
+      <w:pPr>
+        <w:pStyle w:val="ListBullet"/>
+        <w:ind w:left="720" w:hanging="360"/>
+      </w:pPr>
       <w:r>
         <w:t xml:space="preserve">• Company name</w:t>
       </w:r>
     </w:p>
     <w:p>
+      <w:pPr>
+        <w:pStyle w:val="ListBullet"/>
+        <w:ind w:left="720" w:hanging="360"/>
+      </w:pPr>
       <w:r>
         <w:t xml:space="preserve">• Tags</w:t>
       </w:r>
     </w:p>
     <w:p>
+      <w:pPr>
+        <w:pStyle w:val="ListBullet"/>
+        <w:ind w:left="720" w:hanging="360"/>
+      </w:pPr>
       <w:r>
         <w:t xml:space="preserve">• Open task</w:t>
       </w:r>
     </w:p>
     <w:p>
+      <w:pPr>
+        <w:pStyle w:val="ListBullet"/>
+        <w:ind w:left="720" w:hanging="360"/>
+      </w:pPr>
       <w:r>
         <w:t xml:space="preserve">• Owner</w:t>
       </w:r>
     </w:p>
     <w:p>
+      <w:pPr>
+        <w:pStyle w:val="ListBullet"/>
+        <w:ind w:left="720" w:hanging="360"/>
+      </w:pPr>
       <w:r>
         <w:t xml:space="preserve">• Next step</w:t>
       </w:r>
@@ -202,23 +266,35 @@
     </w:p>
     <w:p/>
     <w:p>
+      <w:pPr>
+        <w:pStyle w:val="ListBullet"/>
+        <w:ind w:left="720" w:hanging="360"/>
+      </w:pPr>
       <w:r>
         <w:t xml:space="preserve">• normal form fills</w:t>
       </w:r>
     </w:p>
     <w:p>
+      <w:pPr>
+        <w:pStyle w:val="ListBullet"/>
+        <w:ind w:left="720" w:hanging="360"/>
+      </w:pPr>
       <w:r>
         <w:t xml:space="preserve">• normal booked meetings</w:t>
       </w:r>
     </w:p>
     <w:p>
+      <w:pPr>
+        <w:pStyle w:val="ListBullet"/>
+        <w:ind w:left="720" w:hanging="360"/>
+      </w:pPr>
       <w:r>
         <w:t xml:space="preserve">• referral leads</w:t>
       </w:r>
     </w:p>
     <w:sectPr>
       <w:pgSz w:w="12240" w:h="15840"/>
-      <w:pgMar w:top="1440" w:right="1440" w:bottom="1440" w:left="1440" w:header="720" w:footer="720" w:gutter="0"/>
+      <w:pgMar w:top="1440" w:right="1440" w:bottom="1440" w:left="1440" w:header="708" w:footer="708" w:gutter="0"/>
     </w:sectPr>
   </w:body>
 </w:document>
@@ -226,42 +302,73 @@
 
 <file path=word/styles.xml><?xml version="1.0" encoding="utf-8"?>
 <w:styles xmlns:w="http://schemas.openxmlformats.org/wordprocessingml/2006/main">
+  <w:docDefaults>
+    <w:rPrDefault>
+      <w:rPr>
+        <w:rFonts w:ascii="Calibri" w:hAnsi="Calibri"/>
+        <w:sz w:val="22"/>
+        <w:szCs w:val="22"/>
+      </w:rPr>
+    </w:rPrDefault>
+  </w:docDefaults>
   <w:style w:type="paragraph" w:default="1" w:styleId="Normal">
     <w:name w:val="Normal"/>
     <w:qFormat/>
-    <w:rPr>
-      <w:sz w:val="22"/>
-    </w:rPr>
   </w:style>
   <w:style w:type="paragraph" w:styleId="Heading1">
     <w:name w:val="heading 1"/>
     <w:basedOn w:val="Normal"/>
     <w:next w:val="Normal"/>
-    <w:qFormat/>
+    <w:uiPriority w:val="9"/>
+    <w:qFormat/>
+    <w:pPr>
+      <w:spacing w:before="240" w:after="120"/>
+    </w:pPr>
     <w:rPr>
       <w:b/>
       <w:sz w:val="32"/>
+      <w:szCs w:val="32"/>
     </w:rPr>
   </w:style>
   <w:style w:type="paragraph" w:styleId="Heading2">
     <w:name w:val="heading 2"/>
     <w:basedOn w:val="Normal"/>
     <w:next w:val="Normal"/>
-    <w:qFormat/>
+    <w:uiPriority w:val="9"/>
+    <w:qFormat/>
+    <w:pPr>
+      <w:spacing w:before="200" w:after="80"/>
+    </w:pPr>
     <w:rPr>
       <w:b/>
-      <w:sz w:val="28"/>
+      <w:sz w:val="26"/>
+      <w:szCs w:val="26"/>
     </w:rPr>
   </w:style>
   <w:style w:type="paragraph" w:styleId="Heading3">
     <w:name w:val="heading 3"/>
     <w:basedOn w:val="Normal"/>
     <w:next w:val="Normal"/>
-    <w:qFormat/>
+    <w:uiPriority w:val="9"/>
+    <w:qFormat/>
+    <w:pPr>
+      <w:spacing w:before="160" w:after="60"/>
+    </w:pPr>
     <w:rPr>
       <w:b/>
       <w:sz w:val="24"/>
+      <w:szCs w:val="24"/>
     </w:rPr>
+  </w:style>
+  <w:style w:type="paragraph" w:styleId="ListBullet">
+    <w:name w:val="List Bullet"/>
+    <w:basedOn w:val="Normal"/>
+    <w:uiPriority w:val="34"/>
+    <w:qFormat/>
+    <w:pPr>
+      <w:ind w:left="720" w:hanging="360"/>
+      <w:spacing w:after="40"/>
+    </w:pPr>
   </w:style>
 </w:styles>
 </file>